--- a/steps.docx
+++ b/steps.docx
@@ -214,72 +214,132 @@
       <w:r>
         <w:t xml:space="preserve"> (dependencies)</w:t>
       </w:r>
+    </w:p>
+    <w:p>
+      <w:pPr>
+        <w:pStyle w:val="ListParagraph"/>
+        <w:rPr>
+          <w:rFonts w:ascii="Consolas" w:hAnsi="Consolas"/>
+          <w:sz w:val="24"/>
+          <w:szCs w:val="24"/>
+        </w:rPr>
+      </w:pPr>
+      <w:proofErr w:type="gramStart"/>
+      <w:r>
+        <w:rPr>
+          <w:rFonts w:ascii="Consolas" w:hAnsi="Consolas"/>
+          <w:sz w:val="24"/>
+          <w:szCs w:val="24"/>
+        </w:rPr>
+        <w:t>pip</w:t>
+      </w:r>
+      <w:proofErr w:type="gramEnd"/>
+      <w:r>
+        <w:rPr>
+          <w:rFonts w:ascii="Consolas" w:hAnsi="Consolas"/>
+          <w:sz w:val="24"/>
+          <w:szCs w:val="24"/>
+        </w:rPr>
+        <w:t xml:space="preserve"> install flask</w:t>
+      </w:r>
+    </w:p>
+    <w:p>
+      <w:pPr>
+        <w:pStyle w:val="ListParagraph"/>
+        <w:rPr>
+          <w:rFonts w:ascii="Consolas" w:hAnsi="Consolas"/>
+          <w:sz w:val="24"/>
+          <w:szCs w:val="24"/>
+        </w:rPr>
+      </w:pPr>
+      <w:proofErr w:type="gramStart"/>
+      <w:r>
+        <w:rPr>
+          <w:rFonts w:ascii="Consolas" w:hAnsi="Consolas"/>
+          <w:sz w:val="24"/>
+          <w:szCs w:val="24"/>
+        </w:rPr>
+        <w:t>pip</w:t>
+      </w:r>
+      <w:proofErr w:type="gramEnd"/>
+      <w:r>
+        <w:rPr>
+          <w:rFonts w:ascii="Consolas" w:hAnsi="Consolas"/>
+          <w:sz w:val="24"/>
+          <w:szCs w:val="24"/>
+        </w:rPr>
+        <w:t xml:space="preserve"> install xhtml2pdf</w:t>
+      </w:r>
+      <w:r>
+        <w:rPr>
+          <w:rFonts w:ascii="Consolas" w:hAnsi="Consolas"/>
+          <w:sz w:val="24"/>
+          <w:szCs w:val="24"/>
+        </w:rPr>
+        <w:t xml:space="preserve"> (for generating pdfs</w:t>
+      </w:r>
+      <w:r>
+        <w:rPr>
+          <w:rFonts w:ascii="Consolas" w:hAnsi="Consolas"/>
+          <w:sz w:val="24"/>
+          <w:szCs w:val="24"/>
+        </w:rPr>
+        <w:t>)</w:t>
+      </w:r>
+    </w:p>
+    <w:p>
+      <w:pPr>
+        <w:pStyle w:val="ListParagraph"/>
+        <w:rPr>
+          <w:rFonts w:ascii="Consolas" w:hAnsi="Consolas"/>
+          <w:sz w:val="24"/>
+          <w:szCs w:val="24"/>
+        </w:rPr>
+      </w:pPr>
+      <w:proofErr w:type="gramStart"/>
+      <w:r>
+        <w:rPr>
+          <w:rFonts w:ascii="Consolas" w:hAnsi="Consolas"/>
+          <w:sz w:val="24"/>
+          <w:szCs w:val="24"/>
+        </w:rPr>
+        <w:t>pip</w:t>
+      </w:r>
+      <w:proofErr w:type="gramEnd"/>
+      <w:r>
+        <w:rPr>
+          <w:rFonts w:ascii="Consolas" w:hAnsi="Consolas"/>
+          <w:sz w:val="24"/>
+          <w:szCs w:val="24"/>
+        </w:rPr>
+        <w:t xml:space="preserve"> install </w:t>
+      </w:r>
+      <w:proofErr w:type="spellStart"/>
+      <w:r>
+        <w:rPr>
+          <w:rFonts w:ascii="Consolas" w:hAnsi="Consolas"/>
+          <w:sz w:val="24"/>
+          <w:szCs w:val="24"/>
+        </w:rPr>
+        <w:t>openpyxl</w:t>
+      </w:r>
+      <w:proofErr w:type="spellEnd"/>
+      <w:r>
+        <w:rPr>
+          <w:rFonts w:ascii="Consolas" w:hAnsi="Consolas"/>
+          <w:sz w:val="24"/>
+          <w:szCs w:val="24"/>
+        </w:rPr>
+        <w:t xml:space="preserve"> (</w:t>
+      </w:r>
+      <w:r>
+        <w:t>required for exporting data to Excel in your Flask application.</w:t>
+      </w:r>
+      <w:r>
+        <w:t>)</w:t>
+      </w:r>
       <w:bookmarkStart w:id="0" w:name="_GoBack"/>
       <w:bookmarkEnd w:id="0"/>
-    </w:p>
-    <w:p>
-      <w:pPr>
-        <w:pStyle w:val="ListParagraph"/>
-        <w:rPr>
-          <w:rFonts w:ascii="Consolas" w:hAnsi="Consolas"/>
-          <w:sz w:val="24"/>
-          <w:szCs w:val="24"/>
-        </w:rPr>
-      </w:pPr>
-      <w:proofErr w:type="gramStart"/>
-      <w:r>
-        <w:rPr>
-          <w:rFonts w:ascii="Consolas" w:hAnsi="Consolas"/>
-          <w:sz w:val="24"/>
-          <w:szCs w:val="24"/>
-        </w:rPr>
-        <w:t>pip</w:t>
-      </w:r>
-      <w:proofErr w:type="gramEnd"/>
-      <w:r>
-        <w:rPr>
-          <w:rFonts w:ascii="Consolas" w:hAnsi="Consolas"/>
-          <w:sz w:val="24"/>
-          <w:szCs w:val="24"/>
-        </w:rPr>
-        <w:t xml:space="preserve"> install flask</w:t>
-      </w:r>
-    </w:p>
-    <w:p>
-      <w:pPr>
-        <w:pStyle w:val="ListParagraph"/>
-        <w:rPr>
-          <w:rFonts w:ascii="Consolas" w:hAnsi="Consolas"/>
-          <w:sz w:val="24"/>
-          <w:szCs w:val="24"/>
-        </w:rPr>
-      </w:pPr>
-      <w:proofErr w:type="gramStart"/>
-      <w:r>
-        <w:rPr>
-          <w:rFonts w:ascii="Consolas" w:hAnsi="Consolas"/>
-          <w:sz w:val="24"/>
-          <w:szCs w:val="24"/>
-        </w:rPr>
-        <w:t>pip</w:t>
-      </w:r>
-      <w:proofErr w:type="gramEnd"/>
-      <w:r>
-        <w:rPr>
-          <w:rFonts w:ascii="Consolas" w:hAnsi="Consolas"/>
-          <w:sz w:val="24"/>
-          <w:szCs w:val="24"/>
-        </w:rPr>
-        <w:t xml:space="preserve"> install xhtml2pdf</w:t>
-      </w:r>
-      <w:r>
-        <w:rPr>
-          <w:rFonts w:ascii="Consolas" w:hAnsi="Consolas"/>
-          <w:sz w:val="24"/>
-          <w:szCs w:val="24"/>
-        </w:rPr>
-        <w:t xml:space="preserve"> (for generating pdfs</w:t>
-      </w:r>
     </w:p>
     <w:p>
       <w:pPr>
